--- a/public/artifacts/HO_SO_XUAT_KHAU_THONG_QUAN_GSSDIX_FCA_269901/02_GUI_HAI_QUAN_THONG_QUAN/05_BAN_CAM_KET_XUAT_XU_NSX_THIEN_LONG_CO_FORM_D.docx
+++ b/public/artifacts/HO_SO_XUAT_KHAU_THONG_QUAN_GSSDIX_FCA_269901/02_GUI_HAI_QUAN_THONG_QUAN/05_BAN_CAM_KET_XUAT_XU_NSX_THIEN_LONG_CO_FORM_D.docx
@@ -457,7 +457,7 @@
         <w:br/>
         <w:t>2. Công nghệ sản xuất thực tế tại Nhà máy Lương Sơn, Phú Thọ:</w:t>
         <w:br/>
-        <w:t xml:space="preserve">   - Quy trình khép kín 8 bước: Tiếp nhận NVL ➔ Phối trộn bột công thức ➔ NẤU CHÍN &amp; ÉP ĐÙN NỞ PHỒNG TRỰC TIẾP QUA ĐẦU KHUÔN SINH NHIỆT VÀ ÁP SUẤT CAO, KHI RA NGOÀI GẶP KHÔNG KHÍ TỰ ĐỘNG ĐỊNH HÌNH GIÒN RỤM (HOÀN TOÀN KHÔNG QUA BỒN CHIÊN DẦU NHÚNG NGẬP) ➔ Cắt định lượng khúc quẩy tự động ➔ Phun tẩm gia vị trong lồng quay ➔ Làm mát &amp; đóng cốc tự động 22g ➔ Hàn nhiệt niêm phong màng nắp cốc ➔ Đóng thùng carton sóng 5 lớp (300 cốc/thùng) &amp; KCS lưu kho.</w:t>
+        <w:t xml:space="preserve">   - Quy trình khép kín 8 bước: Tiếp nhận NVL —&gt; Phối trộn bột công thức —&gt; NẤU CHÍN &amp; ÉP ĐÙN NỞ PHỒNG TRỰC TIẾP QUA ĐẦU KHUÔN SINH NHIỆT VÀ ÁP SUẤT CAO, KHI RA NGOÀI GẶP KHÔNG KHÍ TỰ ĐỘNG ĐỊNH HÌNH GIÒN RỤM (HOÀN TOÀN KHÔNG QUA BỒN CHIÊN DẦU NHÚNG NGẬP) —&gt; Cắt định lượng khúc quẩy tự động —&gt; Phun tẩm gia vị trong lồng quay —&gt; Làm mát &amp; đóng cốc tự động 22g —&gt; Hàn nhiệt niêm phong màng nắp cốc —&gt; Đóng thùng carton sóng 5 lớp (300 cốc/thùng) &amp; KCS lưu kho.</w:t>
         <w:br/>
         <w:t xml:space="preserve">   - Quy trình chế biến sâu vượt xa các công đoạn gia công đơn giản theo Điều 9 Thông tư số 22/2016/TT-BCT.</w:t>
         <w:br/>
